--- a/az/wisdom-stories/investing-in-people.docx
+++ b/az/wisdom-stories/investing-in-people.docx
@@ -87,7 +87,7 @@
         <w:rPr>
           <w:lang/>
         </w:rPr>
-        <w:t xml:space="preserve"> Əməkdaşların inkişafına qoyulan sərmayə şirkətin gələcəyinə qoyulan sərmayədir. Bu gün öyrənməyə qənaət etmək sabah daha baha başa gələ bilər.</w:t>
+        <w:t xml:space="preserve"> Əməkdaşların inkişafına qoyulan sərmayə şirkətin gələcəyinə qoyulan sərmayədir. Bu gün təhsilə və inkişafa ayrılan vəsaitə qənaət etmək sabah daha baha başa gələ bilər.</w:t>
       </w:r>
     </w:p>
     <w:p>
